--- a/zaini_case_audit_output/outputs/word/documents/077_مذكرة النقض الى المحكمة العليا بتاريخ 10-04-1445 ـ 42824717 ـ مرفق به عقود التخا.docx
+++ b/zaini_case_audit_output/outputs/word/documents/077_مذكرة النقض الى المحكمة العليا بتاريخ 10-04-1445 ـ 42824717 ـ مرفق به عقود التخا.docx
@@ -53,6 +53,20 @@
         <w:t>[مخرج آلي / Script Output - سماوي]  [مخرج آلي يحتاج مراجعة بشرية - وردي]</w:t>
       </w:r>
     </w:p>
+    <w:p>
+      <w:pPr>
+        <w:jc w:val="right"/>
+        <w:bidi/>
+      </w:pPr>
+      <w:r>
+        <w:rPr>
+          <w:b w:val="0"/>
+          <w:i/>
+          <w:color w:val="C00000"/>
+        </w:rPr>
+        <w:t>[نص ممسوح OCR صُحِّح ترتيبه آلياً — قد يحتوي أخطاء طفيفة]</w:t>
+      </w:r>
+    </w:p>
     <w:p/>
     <w:p>
       <w:pPr>
@@ -64,7 +78,7 @@
           <w:b w:val="0"/>
           <w:i w:val="0"/>
         </w:rPr>
-        <w:t>ﻲﻨﻳﺯ ﺱﺎﺒﻋ ﻦﺑ ﺪﻤﺣﺍ ﻦﺑ ﻪﻣﺎﺳﺃ [العنوان مكرر مرات عديدة بترميز معكوس في رأس كل صفحة]</w:t>
+        <w:t>[ةحفص لك سأر يف سوكعم زيمرتب ةديدع تارم رركم ناونعلا] أسامه بن احمد بن عباس زيني</w:t>
       </w:r>
     </w:p>
     <w:p>

--- a/zaini_case_audit_output/outputs/word/documents/077_مذكرة النقض الى المحكمة العليا بتاريخ 10-04-1445 ـ 42824717 ـ مرفق به عقود التخا.docx
+++ b/zaini_case_audit_output/outputs/word/documents/077_مذكرة النقض الى المحكمة العليا بتاريخ 10-04-1445 ـ 42824717 ـ مرفق به عقود التخا.docx
@@ -78,7 +78,7 @@
           <w:b w:val="0"/>
           <w:i w:val="0"/>
         </w:rPr>
-        <w:t>[ةحفص لك سأر يف سوكعم زيمرتب ةديدع تارم رركم ناونعلا] أسامه بن احمد بن عباس زيني</w:t>
+        <w:t>ينيز سابع نب دمحا نب هماسأ [العنوان مكرر مرات عديدة بترميز معكوس في رأس كل صفحة]</w:t>
       </w:r>
     </w:p>
     <w:p>
@@ -104,9 +104,9 @@
           <w:b w:val="0"/>
           <w:i w:val="0"/>
         </w:rPr>
-        <w:t>== وثيقة وكالة - وزارة العدل، المملكة العربية السعودية ==</w:t>
+        <w:t>== ةيدوعسلا ةيبرعلا ةكلمملا ،لدعلا ةرازو - ةلاكو ةقيثو ==</w:t>
         <w:br/>
-        <w:t>صدرت هذه الوثيقة من النظام الإلكتروني وخدمات التوثيق، ويمكن التحقق من صحتها عبر الخدمات الإلكترونية لوزارة العدل.</w:t>
+        <w:t>.لدعلا ةرازول ةينورتكلإلا تامدخلا ربع اهتحص نم ققحتلا نكميو ،قيثوتلا تامدخو ينورتكلإلا ماظنلا نم ةقيثولا هذه تردص</w:t>
       </w:r>
     </w:p>
     <w:p>
@@ -119,7 +119,7 @@
           <w:b w:val="0"/>
           <w:i w:val="0"/>
         </w:rPr>
-        <w:t>الأطراف:</w:t>
+        <w:t>:فارطألا</w:t>
         <w:br/>
         <w:t>1 - الموكل: أسامة بن أحمد بن عباس زيني، سعودي، رقم هوية 1008017301، أصالة عن نفسه.</w:t>
         <w:br/>
@@ -136,7 +136,7 @@
           <w:b w:val="0"/>
           <w:i w:val="0"/>
         </w:rPr>
-        <w:t>النطاق والصلاحيات: يحق للوكيل توكيل الغير - مراجعة جميع الجهات ذات العلاقة وإنهاء جميع الإجراءات اللازمة والتوقيع - الاستلام والتسليم - الإقرار والإنكار - الصلح - التنازل - الإبراء - طلب اليمين وردها - إحضار الشهود والبينات والطعن فيها - الإجابة وجرح المطالبات - المطالبة وإقامة الدعاوى - المرافعة والمدافعة - سماع الدعاوى والرد عليها - تعيين الخبراء والمحكمين وردهم واستبدالهم - طلب التحكيم - طلب الحجز والتنفيذ ومراجعة دوائر الحجز والتنفيذ - طلب المنع من السفر ورفعه - إنكار الخطوط والأختام والتواقيع - الطعن بالتزوير - التعديل - التماس إعادة النظر - الاعتراض على الأحكام وطلب الاستئناف - قبول الأحكام ونفاذها - المطالبة بتنفيذ الأحكام - طلب تطبيق المادة 230 من نظام المرافعات الشرعية - طلب الإدخال والتداخل - طلب التقاضي - استلام صكوك الأحكام - حضور جلسات جميع الدعاوى لدى جميع المحاكم - طلب رد الاعتبار - طلب الشفعة - طلب نقض وطلب إحالة الدعوى - المراجعة لدى المحاكم ولجان فض المنازعات المالية والمصرفية واللجان العمالية واللجان الطبية الشرعية والمحاكم الإدارية (ديوان المظالم) والنيابة العامة ولجان الفصل في المنازعات والمخالفات التأمينية والضريبية والمجلس الأعلى للقضاء والمحكمة العليا ولجنة تأديب المحامين بوزارة العدل ولجان النظر في تظلمات العلامات التجارية ومخالفات نظام مراقبة البنوك - الإمهال - إضافة المادتين 231 و232 من نظام المرافعات الشرعية - مراجعة وزارة العدل والداخلية والخارجية والتجارة وفروعها وأقسامها - مراجعة المباحث الجنائية والإدارية ورئاسة أمن الدولة والرئاسة العامة للاستخبارات ومراكز الشرطة والإمارة وإدارة تنفيذ الأحكام الحقوقية - مراجعة المجلس الأعلى للقضاء - مراجعة النيابة العامة ووزارة الاستثمار - مراجعة مؤسسة النقد العربي السعودي - مراجعة البنوك.</w:t>
+        <w:t>.كونبلا ةعجارم - يدوعسلا يبرعلا دقنلا ةسسؤم ةعجارم - رامثتسالا ةرازوو ةماعلا ةباينلا ةعجارم - ءاضقلل ىلعألا سلجملا ةعجارم - ةيقوقحلا ماكحألا ذيفنت ةرادإو ةرامإلاو ةطرشلا زكارمو تارابختسالل ةماعلا ةسائرلاو ةلودلا نمأ ةسائرو ةيرادإلاو ةيئانجلا ثحابملا ةعجارم - اهماسقأو اهعورفو ةراجتلاو ةيجراخلاو ةيلخادلاو لدعلا ةرازو ةعجارم - ةيعرشلا تاعفارملا ماظن نم 232و 231 نيتداملا ةفاضإ - لاهمإلا - كونبلا ةبقارم ماظن تافلاخمو ةيراجتلا تامالعلا تاملظت يف رظنلا ناجلو لدعلا ةرازوب نيماحملا بيدأت ةنجلو ايلعلا ةمكحملاو ءاضقلل ىلعألا سلجملاو ةيبيرضلاو ةينيمأتلا تافلاخملاو تاعزانملا يف لصفلا ناجلو ةماعلا ةباينلاو (ملاظملا ناويد) ةيرادإلا مكاحملاو ةيعرشلا ةيبطلا ناجللاو ةيلامعلا ناجللاو ةيفرصملاو ةيلاملا تاعزانملا ضف ناجلو مكاحملا ىدل ةعجارملا - ىوعدلا ةلاحإ بلطو ضقن بلط - ةعفشلا بلط - رابتعالا در بلط - مكاحملا عيمج ىدل ىواعدلا عيمج تاسلج روضح - ماكحألا كوكص مالتسا - يضاقتلا بلط - لخادتلاو لاخدإلا بلط - ةيعرشلا تاعفارملا ماظن نم 230 ةداملا قيبطت بلط - ماكحألا ذيفنتب ةبلاطملا - اهذافنو ماكحألا لوبق - فانئتسالا بلطو ماكحألا ىلع ضارتعالا - رظنلا ةداعإ سامتلا - ليدعتلا - ريوزتلاب نعطلا - عيقاوتلاو ماتخألاو طوطخلا راكنإ - هعفرو رفسلا نم عنملا بلط - ذيفنتلاو زجحلا رئاود ةعجارمو ذيفنتلاو زجحلا بلط - ميكحتلا بلط - مهلادبتساو مهدرو نيمكحملاو ءاربخلا نييعت - اهيلع درلاو ىواعدلا عامس - ةعفادملاو ةعفارملا - ىواعدلا ةماقإو ةبلاطملا - تابلاطملا حرجو ةباجإلا - اهيف نعطلاو تانيبلاو دوهشلا راضحإ - اهدرو نيميلا بلط - ءاربإلا - لزانتلا - حلصلا - راكنإلاو رارقإلا - ميلستلاو مالتسالا - عيقوتلاو ةمزاللا تاءارجإلا عيمج ءاهنإو ةقالعلا تاذ تاهجلا عيمج ةعجارم - ريغلا ليكوت ليكولل قحي :تايحالصلاو قاطنلا</w:t>
       </w:r>
     </w:p>
     <w:p>
@@ -149,15 +149,15 @@
           <w:b w:val="0"/>
           <w:i w:val="0"/>
         </w:rPr>
-        <w:t>رقم الوكالة: 451560570</w:t>
+        <w:t>451560570 :ةلاكولا مقر</w:t>
         <w:br/>
-        <w:t>تاريخ إصدار الوكالة: 1445/03/20هـ | 2023/10/05م</w:t>
+        <w:t>م2023/10/05 | ـه1445/03/20 :ةلاكولا رادصإ خيرات</w:t>
         <w:br/>
         <w:t>تاريخ إنهاء الوكالة: 1446/03/20هـ | 2024/09/23م</w:t>
         <w:br/>
-        <w:t>حالة الوكالة: معتمدة</w:t>
+        <w:t>ةدمتعم :ةلاكولا ةلاح</w:t>
         <w:br/>
-        <w:t>مصدر الوكالة: خدمات الوكالات الإلكترونية</w:t>
+        <w:t>ةينورتكلإلا تالاكولا تامدخ :ةلاكولا ردصم</w:t>
       </w:r>
     </w:p>
     <w:p>
@@ -170,7 +170,7 @@
           <w:b w:val="0"/>
           <w:i w:val="0"/>
         </w:rPr>
-        <w:t>[انتهى المحتوى القابل للقراءة. باقي المستند تكرار للعنوان بالترميز المعكوس.]</w:t>
+        <w:t>[.سوكعملا زيمرتلاب ناونعلل راركت دنتسملا يقاب .ةءارقلل لباقلا ىوتحملا ىهتنا]</w:t>
       </w:r>
     </w:p>
     <w:sectPr>

--- a/zaini_case_audit_output/outputs/word/documents/077_مذكرة النقض الى المحكمة العليا بتاريخ 10-04-1445 ـ 42824717 ـ مرفق به عقود التخا.docx
+++ b/zaini_case_audit_output/outputs/word/documents/077_مذكرة النقض الى المحكمة العليا بتاريخ 10-04-1445 ـ 42824717 ـ مرفق به عقود التخا.docx
@@ -70,14 +70,13 @@
     <w:p/>
     <w:p>
       <w:pPr>
+        <w:pStyle w:val="Heading2"/>
         <w:jc w:val="right"/>
         <w:bidi/>
       </w:pPr>
       <w:r>
-        <w:rPr>
-          <w:b w:val="0"/>
-          <w:i w:val="0"/>
-        </w:rPr>
+        <w:t>[نص الضبط / الحكم — المتن الفعلي] ===</w:t>
+        <w:br/>
         <w:t>ينيز سابع نب دمحا نب هماسأ [العنوان مكرر مرات عديدة بترميز معكوس في رأس كل صفحة]</w:t>
       </w:r>
     </w:p>
@@ -152,8 +151,28 @@
         <w:t>451560570 :ةلاكولا مقر</w:t>
         <w:br/>
         <w:t>م2023/10/05 | ـه1445/03/20 :ةلاكولا رادصإ خيرات</w:t>
+      </w:r>
+    </w:p>
+    <w:p>
+      <w:pPr>
+        <w:pStyle w:val="Heading2"/>
+        <w:jc w:val="right"/>
+        <w:bidi/>
+      </w:pPr>
+      <w:r>
+        <w:t>[بيانات الأطراف: المدعي / المدعى عليه / الحاضرون] ===</w:t>
         <w:br/>
         <w:t>تاريخ إنهاء الوكالة: 1446/03/20هـ | 2024/09/23م</w:t>
+      </w:r>
+    </w:p>
+    <w:p>
+      <w:pPr>
+        <w:pStyle w:val="Heading2"/>
+        <w:jc w:val="right"/>
+        <w:bidi/>
+      </w:pPr>
+      <w:r>
+        <w:t>[نص الضبط / الحكم — المتن الفعلي] ===</w:t>
         <w:br/>
         <w:t>ةدمتعم :ةلاكولا ةلاح</w:t>
         <w:br/>

--- a/zaini_case_audit_output/outputs/word/documents/077_مذكرة النقض الى المحكمة العليا بتاريخ 10-04-1445 ـ 42824717 ـ مرفق به عقود التخا.docx
+++ b/zaini_case_audit_output/outputs/word/documents/077_مذكرة النقض الى المحكمة العليا بتاريخ 10-04-1445 ـ 42824717 ـ مرفق به عقود التخا.docx
@@ -95,15 +95,24 @@
     </w:p>
     <w:p>
       <w:pPr>
+        <w:pStyle w:val="Heading2"/>
         <w:jc w:val="right"/>
         <w:bidi/>
       </w:pPr>
       <w:r>
-        <w:rPr>
-          <w:b w:val="0"/>
-          <w:i w:val="0"/>
-        </w:rPr>
-        <w:t>== ةيدوعسلا ةيبرعلا ةكلمملا ،لدعلا ةرازو - ةلاكو ةقيثو ==</w:t>
+        <w:t>[بيانات الأطراف: المدعي / المدعى عليه / الحاضرون] ===</w:t>
+        <w:br/>
+        <w:t>== وثيقة وكالة - وزارة العدل، المملكة العربية السعودية</w:t>
+      </w:r>
+    </w:p>
+    <w:p>
+      <w:pPr>
+        <w:pStyle w:val="Heading2"/>
+        <w:jc w:val="right"/>
+        <w:bidi/>
+      </w:pPr>
+      <w:r>
+        <w:t>[نص الضبط / الحكم — المتن الفعلي] ===</w:t>
         <w:br/>
         <w:t>.لدعلا ةرازول ةينورتكلإلا تامدخلا ربع اهتحص نم ققحتلا نكميو ،قيثوتلا تامدخو ينورتكلإلا ماظنلا نم ةقيثولا هذه تردص</w:t>
       </w:r>

--- a/zaini_case_audit_output/outputs/word/documents/077_مذكرة النقض الى المحكمة العليا بتاريخ 10-04-1445 ـ 42824717 ـ مرفق به عقود التخا.docx
+++ b/zaini_case_audit_output/outputs/word/documents/077_مذكرة النقض الى المحكمة العليا بتاريخ 10-04-1445 ـ 42824717 ـ مرفق به عقود التخا.docx
@@ -75,21 +75,20 @@
         <w:bidi/>
       </w:pPr>
       <w:r>
-        <w:t>[نص الضبط / الحكم — المتن الفعلي] ===</w:t>
+        <w:t>[المتن الفعلي: الوقائع / الأسباب / المنطوق] ===</w:t>
         <w:br/>
         <w:t>ينيز سابع نب دمحا نب هماسأ [العنوان مكرر مرات عديدة بترميز معكوس في رأس كل صفحة]</w:t>
       </w:r>
     </w:p>
     <w:p>
       <w:pPr>
+        <w:pStyle w:val="Heading2"/>
         <w:jc w:val="right"/>
         <w:bidi/>
       </w:pPr>
       <w:r>
-        <w:rPr>
-          <w:b w:val="0"/>
-          <w:i w:val="0"/>
-        </w:rPr>
+        <w:t>[الطلبات / المرفقات] ===</w:t>
+        <w:br/>
         <w:t>[ملاحظة المعالجة: مذكرة النقض إلى المحكمة العليا بتاريخ 10-04-1445هـ، القضية 42824717، مرفق بها عقود التخارج وتقرير أحمد زيني رحمه الله. ملف PDF حجمه نحو 5.2 ميجابايت. معظم النص المستخرج عبارة عن العنوان "أسامة بن أحمد بن عباس زيني" مكرر بترميز عربي معكوس عبر صفحات عديدة. الجزء ذو المحتوى الفعلي القابل للقراءة هو وثيقة وكالة إلكترونية صادرة عن وزارة العدل (مطابقة لما ورد في مرفقات أخرى بهذا الملف)، نصها كالتالي:]</w:t>
       </w:r>
     </w:p>
@@ -112,7 +111,7 @@
         <w:bidi/>
       </w:pPr>
       <w:r>
-        <w:t>[نص الضبط / الحكم — المتن الفعلي] ===</w:t>
+        <w:t>[المتن الفعلي: الوقائع / الأسباب / المنطوق] ===</w:t>
         <w:br/>
         <w:t>.لدعلا ةرازول ةينورتكلإلا تامدخلا ربع اهتحص نم ققحتلا نكميو ،قيثوتلا تامدخو ينورتكلإلا ماظنلا نم ةقيثولا هذه تردص</w:t>
       </w:r>
@@ -181,7 +180,7 @@
         <w:bidi/>
       </w:pPr>
       <w:r>
-        <w:t>[نص الضبط / الحكم — المتن الفعلي] ===</w:t>
+        <w:t>[المتن الفعلي: الوقائع / الأسباب / المنطوق] ===</w:t>
         <w:br/>
         <w:t>ةدمتعم :ةلاكولا ةلاح</w:t>
         <w:br/>

--- a/zaini_case_audit_output/outputs/word/documents/077_مذكرة النقض الى المحكمة العليا بتاريخ 10-04-1445 ـ 42824717 ـ مرفق به عقود التخا.docx
+++ b/zaini_case_audit_output/outputs/word/documents/077_مذكرة النقض الى المحكمة العليا بتاريخ 10-04-1445 ـ 42824717 ـ مرفق به عقود التخا.docx
@@ -77,7 +77,7 @@
       <w:r>
         <w:t>[المتن الفعلي: الوقائع / الأسباب / المنطوق] ===</w:t>
         <w:br/>
-        <w:t>ينيز سابع نب دمحا نب هماسأ [العنوان مكرر مرات عديدة بترميز معكوس في رأس كل صفحة]</w:t>
+        <w:t>[ةحفص لك سأر يف سوكعم زيمرتب ةديدع تارم رركم ناونعلا] أسامه بن احمد بن عباس زيني</w:t>
       </w:r>
     </w:p>
     <w:p>
@@ -111,22 +111,21 @@
         <w:bidi/>
       </w:pPr>
       <w:r>
-        <w:t>[المتن الفعلي: الوقائع / الأسباب / المنطوق] ===</w:t>
+        <w:t>[ترويسة / كليشة رسمية — معلومات متكررة] ===</w:t>
         <w:br/>
-        <w:t>.لدعلا ةرازول ةينورتكلإلا تامدخلا ربع اهتحص نم ققحتلا نكميو ،قيثوتلا تامدخو ينورتكلإلا ماظنلا نم ةقيثولا هذه تردص</w:t>
+        <w:t>صدرت هذه الوثيقة من النظام الإلكتروني وخدمات التوثيق، ويمكن التحقق من صحتها عبر الخدمات الإلكترونية لوزارة العدل.</w:t>
       </w:r>
     </w:p>
     <w:p>
       <w:pPr>
+        <w:pStyle w:val="Heading2"/>
         <w:jc w:val="right"/>
         <w:bidi/>
       </w:pPr>
       <w:r>
-        <w:rPr>
-          <w:b w:val="0"/>
-          <w:i w:val="0"/>
-        </w:rPr>
-        <w:t>:فارطألا</w:t>
+        <w:t>[المتن الفعلي: الوقائع / الأسباب / المنطوق] ===</w:t>
+        <w:br/>
+        <w:t>الأطراف:</w:t>
         <w:br/>
         <w:t>1 - الموكل: أسامة بن أحمد بن عباس زيني، سعودي، رقم هوية 1008017301، أصالة عن نفسه.</w:t>
         <w:br/>
@@ -143,22 +142,7 @@
           <w:b w:val="0"/>
           <w:i w:val="0"/>
         </w:rPr>
-        <w:t>.كونبلا ةعجارم - يدوعسلا يبرعلا دقنلا ةسسؤم ةعجارم - رامثتسالا ةرازوو ةماعلا ةباينلا ةعجارم - ءاضقلل ىلعألا سلجملا ةعجارم - ةيقوقحلا ماكحألا ذيفنت ةرادإو ةرامإلاو ةطرشلا زكارمو تارابختسالل ةماعلا ةسائرلاو ةلودلا نمأ ةسائرو ةيرادإلاو ةيئانجلا ثحابملا ةعجارم - اهماسقأو اهعورفو ةراجتلاو ةيجراخلاو ةيلخادلاو لدعلا ةرازو ةعجارم - ةيعرشلا تاعفارملا ماظن نم 232و 231 نيتداملا ةفاضإ - لاهمإلا - كونبلا ةبقارم ماظن تافلاخمو ةيراجتلا تامالعلا تاملظت يف رظنلا ناجلو لدعلا ةرازوب نيماحملا بيدأت ةنجلو ايلعلا ةمكحملاو ءاضقلل ىلعألا سلجملاو ةيبيرضلاو ةينيمأتلا تافلاخملاو تاعزانملا يف لصفلا ناجلو ةماعلا ةباينلاو (ملاظملا ناويد) ةيرادإلا مكاحملاو ةيعرشلا ةيبطلا ناجللاو ةيلامعلا ناجللاو ةيفرصملاو ةيلاملا تاعزانملا ضف ناجلو مكاحملا ىدل ةعجارملا - ىوعدلا ةلاحإ بلطو ضقن بلط - ةعفشلا بلط - رابتعالا در بلط - مكاحملا عيمج ىدل ىواعدلا عيمج تاسلج روضح - ماكحألا كوكص مالتسا - يضاقتلا بلط - لخادتلاو لاخدإلا بلط - ةيعرشلا تاعفارملا ماظن نم 230 ةداملا قيبطت بلط - ماكحألا ذيفنتب ةبلاطملا - اهذافنو ماكحألا لوبق - فانئتسالا بلطو ماكحألا ىلع ضارتعالا - رظنلا ةداعإ سامتلا - ليدعتلا - ريوزتلاب نعطلا - عيقاوتلاو ماتخألاو طوطخلا راكنإ - هعفرو رفسلا نم عنملا بلط - ذيفنتلاو زجحلا رئاود ةعجارمو ذيفنتلاو زجحلا بلط - ميكحتلا بلط - مهلادبتساو مهدرو نيمكحملاو ءاربخلا نييعت - اهيلع درلاو ىواعدلا عامس - ةعفادملاو ةعفارملا - ىواعدلا ةماقإو ةبلاطملا - تابلاطملا حرجو ةباجإلا - اهيف نعطلاو تانيبلاو دوهشلا راضحإ - اهدرو نيميلا بلط - ءاربإلا - لزانتلا - حلصلا - راكنإلاو رارقإلا - ميلستلاو مالتسالا - عيقوتلاو ةمزاللا تاءارجإلا عيمج ءاهنإو ةقالعلا تاذ تاهجلا عيمج ةعجارم - ريغلا ليكوت ليكولل قحي :تايحالصلاو قاطنلا</w:t>
-      </w:r>
-    </w:p>
-    <w:p>
-      <w:pPr>
-        <w:jc w:val="right"/>
-        <w:bidi/>
-      </w:pPr>
-      <w:r>
-        <w:rPr>
-          <w:b w:val="0"/>
-          <w:i w:val="0"/>
-        </w:rPr>
-        <w:t>451560570 :ةلاكولا مقر</w:t>
-        <w:br/>
-        <w:t>م2023/10/05 | ـه1445/03/20 :ةلاكولا رادصإ خيرات</w:t>
+        <w:t>النطاق والصلاحيات: يحق للوكيل توكيل الغير - مراجعة جميع الجهات ذات العلاقة وإنهاء جميع الإجراءات اللازمة والتوقيع - الاستلام والتسليم - الإقرار والإنكار - الصلح - التنازل - الإبراء - طلب اليمين وردها - إحضار الشهود والبينات والطعن فيها - الإجابة وجرح المطالبات - المطالبة وإقامة الدعاوى - المرافعة والمدافعة - سماع الدعاوى والرد عليها - تعيين الخبراء والمحكمين وردهم واستبدالهم - طلب التحكيم - طلب الحجز والتنفيذ ومراجعة دوائر الحجز والتنفيذ - طلب المنع من السفر ورفعه - إنكار الخطوط والأختام والتواقيع - الطعن بالتزوير - التعديل - التماس إعادة النظر - الاعتراض على الأحكام وطلب الاستئناف - قبول الأحكام ونفاذها - المطالبة بتنفيذ الأحكام - طلب تطبيق المادة 230 من نظام المرافعات الشرعية - طلب الإدخال والتداخل - طلب التقاضي - استلام صكوك الأحكام - حضور جلسات جميع الدعاوى لدى جميع المحاكم - طلب رد الاعتبار - طلب الشفعة - طلب نقض وطلب إحالة الدعوى - المراجعة لدى المحاكم ولجان فض المنازعات المالية والمصرفية واللجان العمالية واللجان الطبية الشرعية والمحاكم الإدارية (ديوان المظالم) والنيابة العامة ولجان الفصل في المنازعات والمخالفات التأمينية والضريبية والمجلس الأعلى للقضاء والمحكمة العليا ولجنة تأديب المحامين بوزارة العدل ولجان النظر في تظلمات العلامات التجارية ومخالفات نظام مراقبة البنوك - الإمهال - إضافة المادتين 231 و232 من نظام المرافعات الشرعية - مراجعة وزارة العدل والداخلية والخارجية والتجارة وفروعها وأقسامها - مراجعة المباحث الجنائية والإدارية ورئاسة أمن الدولة والرئاسة العامة للاستخبارات ومراكز الشرطة والإمارة وإدارة تنفيذ الأحكام الحقوقية - مراجعة المجلس الأعلى للقضاء - مراجعة النيابة العامة ووزارة الاستثمار - مراجعة مؤسسة النقد العربي السعودي - مراجعة البنوك.</w:t>
       </w:r>
     </w:p>
     <w:p>
@@ -170,7 +154,13 @@
       <w:r>
         <w:t>[بيانات الأطراف: المدعي / المدعى عليه / الحاضرون] ===</w:t>
         <w:br/>
+        <w:t>رقم الوكالة: 451560570</w:t>
+        <w:br/>
+        <w:t>تاريخ إصدار الوكالة: 1445/03/20هـ | 2023/10/05م</w:t>
+        <w:br/>
         <w:t>تاريخ إنهاء الوكالة: 1446/03/20هـ | 2024/09/23م</w:t>
+        <w:br/>
+        <w:t>حالة الوكالة: معتمدة</w:t>
       </w:r>
     </w:p>
     <w:p>
@@ -181,8 +171,6 @@
       </w:pPr>
       <w:r>
         <w:t>[المتن الفعلي: الوقائع / الأسباب / المنطوق] ===</w:t>
-        <w:br/>
-        <w:t>ةدمتعم :ةلاكولا ةلاح</w:t>
         <w:br/>
         <w:t>ةينورتكلإلا تالاكولا تامدخ :ةلاكولا ردصم</w:t>
       </w:r>
@@ -197,7 +185,7 @@
           <w:b w:val="0"/>
           <w:i w:val="0"/>
         </w:rPr>
-        <w:t>[.سوكعملا زيمرتلاب ناونعلل راركت دنتسملا يقاب .ةءارقلل لباقلا ىوتحملا ىهتنا]</w:t>
+        <w:t>[انتهى المحتوى القابل للقراءة. باقي المستند تكرار للعنوان بالترميز المعكوس.]</w:t>
       </w:r>
     </w:p>
     <w:sectPr>
